--- a/Practicas Preprofesionales/Rubber_Soul/02MerinoEdnanControlAvanceActividadesBORRADOR.docx
+++ b/Practicas Preprofesionales/Rubber_Soul/02MerinoEdnanControlAvanceActividadesBORRADOR.docx
@@ -4060,7 +4060,6 @@
             <w:r>
               <w:rPr>
                 <w:rFonts w:ascii="Times New Roman" w:hAnsi="Times New Roman"/>
-                <w:color w:val="C0504D" w:themeColor="accent2"/>
                 <w:sz w:val="18"/>
                 <w:szCs w:val="18"/>
               </w:rPr>
@@ -4157,7 +4156,6 @@
             <w:r>
               <w:rPr>
                 <w:rFonts w:ascii="Times New Roman" w:hAnsi="Times New Roman"/>
-                <w:color w:val="C0504D" w:themeColor="accent2"/>
                 <w:sz w:val="18"/>
                 <w:szCs w:val="18"/>
               </w:rPr>
@@ -4268,7 +4266,6 @@
                 <w:p>
                   <w:pPr>
                     <w:rPr>
-                      <w:color w:val="C0504D" w:themeColor="accent2"/>
                       <w:sz w:val="18"/>
                       <w:szCs w:val="18"/>
                       <w:lang w:val="es-EC" w:eastAsia="es-EC"/>
@@ -4282,7 +4279,6 @@
             <w:pPr>
               <w:rPr>
                 <w:vanish/>
-                <w:color w:val="C0504D" w:themeColor="accent2"/>
                 <w:sz w:val="18"/>
                 <w:szCs w:val="18"/>
                 <w:lang w:val="es-EC" w:eastAsia="es-EC"/>
@@ -4317,7 +4313,6 @@
                 <w:p>
                   <w:pPr>
                     <w:rPr>
-                      <w:color w:val="C0504D" w:themeColor="accent2"/>
                       <w:sz w:val="18"/>
                       <w:szCs w:val="18"/>
                       <w:lang w:val="es-EC" w:eastAsia="es-EC"/>
@@ -4325,7 +4320,6 @@
                   </w:pPr>
                   <w:r>
                     <w:rPr>
-                      <w:color w:val="C0504D" w:themeColor="accent2"/>
                       <w:sz w:val="18"/>
                       <w:szCs w:val="18"/>
                       <w:lang w:val="es-EC" w:eastAsia="es-EC"/>
@@ -4438,7 +4432,6 @@
             <w:r>
               <w:rPr>
                 <w:rFonts w:ascii="Times New Roman" w:hAnsi="Times New Roman"/>
-                <w:color w:val="C0504D" w:themeColor="accent2"/>
                 <w:sz w:val="18"/>
                 <w:szCs w:val="18"/>
               </w:rPr>
@@ -4535,11 +4528,26 @@
             <w:r>
               <w:rPr>
                 <w:rFonts w:ascii="Times New Roman" w:hAnsi="Times New Roman"/>
-                <w:color w:val="C0504D" w:themeColor="accent2"/>
-                <w:sz w:val="18"/>
-                <w:szCs w:val="18"/>
-              </w:rPr>
-              <w:t>Mejoras en diseño de pantallas, consistencia visual y facilidad de navegación.</w:t>
+                <w:sz w:val="18"/>
+                <w:szCs w:val="18"/>
+              </w:rPr>
+              <w:t xml:space="preserve">Mejoras en </w:t>
+            </w:r>
+            <w:r>
+              <w:rPr>
+                <w:rFonts w:ascii="Times New Roman" w:hAnsi="Times New Roman"/>
+                <w:sz w:val="18"/>
+                <w:szCs w:val="18"/>
+              </w:rPr>
+              <w:t>diseño</w:t>
+            </w:r>
+            <w:r>
+              <w:rPr>
+                <w:rFonts w:ascii="Times New Roman" w:hAnsi="Times New Roman"/>
+                <w:sz w:val="18"/>
+                <w:szCs w:val="18"/>
+              </w:rPr>
+              <w:t xml:space="preserve"> y facilidad de navegación.</w:t>
             </w:r>
           </w:p>
         </w:tc>
@@ -4632,11 +4640,10 @@
             <w:r>
               <w:rPr>
                 <w:rFonts w:ascii="Times New Roman" w:hAnsi="Times New Roman"/>
-                <w:color w:val="C0504D" w:themeColor="accent2"/>
-                <w:sz w:val="18"/>
-                <w:szCs w:val="18"/>
-              </w:rPr>
-              <w:t>Mejoras en diseño de pantallas, consistencia visual y facilidad de navegación.</w:t>
+                <w:sz w:val="18"/>
+                <w:szCs w:val="18"/>
+              </w:rPr>
+              <w:t>Corrección de errores, ajustes en la usabilidad orientado al usuario administrador</w:t>
             </w:r>
           </w:p>
         </w:tc>
@@ -4707,7 +4714,7 @@
                 <w:sz w:val="18"/>
                 <w:szCs w:val="18"/>
               </w:rPr>
-              <w:t>09/10/2025</w:t>
+              <w:t>13/10/2025</w:t>
             </w:r>
           </w:p>
         </w:tc>
@@ -4733,8 +4740,19 @@
                 <w:sz w:val="18"/>
                 <w:szCs w:val="18"/>
               </w:rPr>
-              <w:t>Revisión del prototipo, feedback</w:t>
-            </w:r>
+              <w:t xml:space="preserve">Revisión del prototipo, </w:t>
+            </w:r>
+            <w:proofErr w:type="spellStart"/>
+            <w:r>
+              <w:rPr>
+                <w:rFonts w:ascii="Times New Roman" w:hAnsi="Times New Roman"/>
+                <w:color w:val="C0504D" w:themeColor="accent2"/>
+                <w:sz w:val="18"/>
+                <w:szCs w:val="18"/>
+              </w:rPr>
+              <w:t>feedback</w:t>
+            </w:r>
+            <w:proofErr w:type="spellEnd"/>
           </w:p>
         </w:tc>
         <w:tc>
@@ -4804,7 +4822,7 @@
                 <w:sz w:val="18"/>
                 <w:szCs w:val="18"/>
               </w:rPr>
-              <w:t>13/10/2025</w:t>
+              <w:t>14/10/2025</w:t>
             </w:r>
           </w:p>
         </w:tc>
@@ -4830,96 +4848,10 @@
                 <w:sz w:val="18"/>
                 <w:szCs w:val="18"/>
               </w:rPr>
-              <w:t>Implementación de funcionalidades básicas para administradores.</w:t>
-            </w:r>
-          </w:p>
-        </w:tc>
-        <w:tc>
-          <w:tcPr>
-            <w:tcW w:w="1134" w:type="dxa"/>
-            <w:vAlign w:val="center"/>
-          </w:tcPr>
-          <w:p>
-            <w:pPr>
-              <w:pStyle w:val="Textoindependiente"/>
-              <w:spacing w:line="360" w:lineRule="auto"/>
-              <w:jc w:val="center"/>
-              <w:rPr>
-                <w:rFonts w:ascii="Times New Roman" w:hAnsi="Times New Roman"/>
-                <w:sz w:val="18"/>
-                <w:szCs w:val="18"/>
-              </w:rPr>
-            </w:pPr>
-            <w:r>
-              <w:rPr>
-                <w:rFonts w:ascii="Times New Roman" w:hAnsi="Times New Roman"/>
-                <w:color w:val="333333"/>
-                <w:sz w:val="18"/>
-                <w:szCs w:val="18"/>
-              </w:rPr>
-              <w:t>6</w:t>
-            </w:r>
-          </w:p>
-        </w:tc>
-        <w:tc>
-          <w:tcPr>
-            <w:tcW w:w="2375" w:type="dxa"/>
-          </w:tcPr>
-          <w:p>
-            <w:pPr>
-              <w:pStyle w:val="Textoindependiente"/>
-              <w:spacing w:line="360" w:lineRule="auto"/>
-              <w:jc w:val="left"/>
-              <w:rPr>
-                <w:rFonts w:ascii="Times New Roman" w:hAnsi="Times New Roman"/>
-                <w:sz w:val="18"/>
-                <w:szCs w:val="18"/>
-              </w:rPr>
-            </w:pPr>
-          </w:p>
-        </w:tc>
-      </w:tr>
-      <w:tr>
-        <w:tc>
-          <w:tcPr>
-            <w:tcW w:w="1361" w:type="dxa"/>
-          </w:tcPr>
-          <w:p>
-            <w:pPr>
-              <w:pStyle w:val="Textoindependiente"/>
-              <w:spacing w:line="360" w:lineRule="auto"/>
-              <w:jc w:val="left"/>
-              <w:rPr>
-                <w:rFonts w:ascii="Times New Roman" w:hAnsi="Times New Roman"/>
-                <w:sz w:val="18"/>
-                <w:szCs w:val="18"/>
-              </w:rPr>
-            </w:pPr>
-            <w:r>
-              <w:rPr>
-                <w:rFonts w:ascii="Times New Roman" w:hAnsi="Times New Roman"/>
-                <w:sz w:val="18"/>
-                <w:szCs w:val="18"/>
-              </w:rPr>
-              <w:t>14/10/2025</w:t>
-            </w:r>
-          </w:p>
-        </w:tc>
-        <w:tc>
-          <w:tcPr>
-            <w:tcW w:w="4057" w:type="dxa"/>
-          </w:tcPr>
-          <w:p>
-            <w:pPr>
-              <w:pStyle w:val="Textoindependiente"/>
-              <w:spacing w:line="360" w:lineRule="auto"/>
-              <w:jc w:val="left"/>
-              <w:rPr>
-                <w:rFonts w:ascii="Times New Roman" w:hAnsi="Times New Roman"/>
-                <w:sz w:val="18"/>
-                <w:szCs w:val="18"/>
-              </w:rPr>
-            </w:pPr>
+              <w:t xml:space="preserve">Implementación de funcionalidades </w:t>
+            </w:r>
+            <w:bookmarkStart w:id="0" w:name="_GoBack"/>
+            <w:bookmarkEnd w:id="0"/>
             <w:r>
               <w:rPr>
                 <w:rFonts w:ascii="Times New Roman" w:hAnsi="Times New Roman"/>
@@ -4927,7 +4859,7 @@
                 <w:sz w:val="18"/>
                 <w:szCs w:val="18"/>
               </w:rPr>
-              <w:t>Implementación de funcionalidades básicas para administradores.</w:t>
+              <w:t>para administradores.</w:t>
             </w:r>
           </w:p>
         </w:tc>
@@ -5890,6 +5822,7 @@
           <w:sz w:val="18"/>
           <w:szCs w:val="18"/>
         </w:rPr>
+        <w:lastRenderedPageBreak/>
         <w:t>__________________________________________________________________________________________________________________________________________________________________</w:t>
       </w:r>
       <w:r>
@@ -5962,19 +5895,7 @@
           <w:szCs w:val="18"/>
           <w:u w:val="single"/>
         </w:rPr>
-        <w:t xml:space="preserve"> DE RESPONSAB</w:t>
-      </w:r>
-      <w:bookmarkStart w:id="0" w:name="_GoBack"/>
-      <w:bookmarkEnd w:id="0"/>
-      <w:r>
-        <w:rPr>
-          <w:rFonts w:ascii="Times New Roman" w:hAnsi="Times New Roman"/>
-          <w:b/>
-          <w:sz w:val="18"/>
-          <w:szCs w:val="18"/>
-          <w:u w:val="single"/>
-        </w:rPr>
-        <w:t>ILIDAD</w:t>
+        <w:t xml:space="preserve"> DE RESPONSABILIDAD</w:t>
       </w:r>
       <w:r>
         <w:rPr>
@@ -8413,7 +8334,7 @@
 </file>
 
 <file path=customXml/itemProps1.xml><?xml version="1.0" encoding="utf-8"?>
-<ds:datastoreItem xmlns:ds="http://schemas.openxmlformats.org/officeDocument/2006/customXml" ds:itemID="{8C3B416D-0270-4470-AE8B-CE8AD502CE1E}">
+<ds:datastoreItem xmlns:ds="http://schemas.openxmlformats.org/officeDocument/2006/customXml" ds:itemID="{DD5C6BE4-EFF6-4548-9FFC-0B9444E6A177}">
   <ds:schemaRefs>
     <ds:schemaRef ds:uri="http://schemas.openxmlformats.org/officeDocument/2006/bibliography"/>
   </ds:schemaRefs>
